--- a/reports/submission/电价预测模块阶段汇报.docx
+++ b/reports/submission/电价预测模块阶段汇报.docx
@@ -117,12 +117,7 @@
         </w:rPr>
       </w:pPr>
       <w:r>
-        <w:rPr>
-          <w:rFonts w:ascii="宋体" w:eastAsia="宋体" w:hAnsi="宋体" w:cs="宋体" w:hint="eastAsia"/>
-          <w:color w:val="616161"/>
-          <w:sz w:val="18"/>
-        </w:rPr>
-        <w:t>日期：2026 年 10 月 21 日</w:t>
+        <w:t>日期：2026 年 10 月 25 日（提交前口径修订）</w:t>
       </w:r>
     </w:p>
     <w:p>
@@ -148,6 +143,11 @@
           <w:sz w:val="18"/>
         </w:rPr>
         <w:t>代码分支：feat/electricity-price-forecast</w:t>
+      </w:r>
+    </w:p>
+    <w:p>
+      <w:r>
+        <w:t>2026-10-25 勘误：本稿当前电价结论统一按 docs/18 §5。MQ-CNN 旧 MAE 10.77 / +17.3% 已作废，修正为 29.37 / −125.5%；LightGBM 为 9.52 / +26.9%。LLM 调度仅为离线消融，产品中的政策文本 LLM 解析不代表接入 LLM 调度。</w:t>
       </w:r>
     </w:p>
     <w:p>
@@ -863,26 +863,7 @@
               </w:rPr>
             </w:pPr>
             <w:r>
-              <w:rPr>
-                <w:rFonts w:ascii="宋体" w:eastAsia="宋体" w:hAnsi="宋体" w:cs="宋体" w:hint="eastAsia"/>
-                <w:color w:val="212121"/>
-              </w:rPr>
-              <w:t xml:space="preserve">电价中心已从「只能展示当前分时电价」升级为「能预测未来 1–7 天电价曲线，并直接折算储能套利窗口」，数据、模型、接口、页面全链路端到端跑通；核心模型在公开真实市场数据上比行业通用基准 </w:t>
-            </w:r>
-            <w:r>
-              <w:rPr>
-                <w:rFonts w:ascii="宋体" w:eastAsia="宋体" w:hAnsi="宋体" w:cs="宋体" w:hint="eastAsia"/>
-                <w:b/>
-                <w:color w:val="C62828"/>
-              </w:rPr>
-              <w:t>误差低 29.1%</w:t>
-            </w:r>
-            <w:r>
-              <w:rPr>
-                <w:rFonts w:ascii="宋体" w:eastAsia="宋体" w:hAnsi="宋体" w:cs="宋体" w:hint="eastAsia"/>
-                <w:color w:val="212121"/>
-              </w:rPr>
-              <w:t>。</w:t>
+              <w:t>电价中心已从「只能展示当前分时电价」升级为「能预测未来 1–7 天电价曲线，并直接折算储能套利窗口」，数据、模型、接口、页面全链路端到端跑通；核心模型在公开真实市场数据上比行业通用基准 误差低 26.9%（docs/18 §5 同协议重跑）。</w:t>
             </w:r>
           </w:p>
           <w:p>
@@ -1091,13 +1072,7 @@
               </w:rPr>
             </w:pPr>
             <w:r>
-              <w:rPr>
-                <w:rFonts w:ascii="SimHei" w:eastAsia="SimHei" w:hAnsi="SimHei" w:cs="SimHei"/>
-                <w:b/>
-                <w:color w:val="1565C0"/>
-                <w:sz w:val="40"/>
-              </w:rPr>
-              <w:t>+29.1%</w:t>
+              <w:t>+26.9%</w:t>
             </w:r>
           </w:p>
           <w:p>
@@ -1114,7 +1089,7 @@
                 <w:color w:val="616161"/>
                 <w:sz w:val="17"/>
               </w:rPr>
-              <w:t>MAE 从 13.03 降到 9.24</w:t>
+              <w:t>MAE 从 13.03 降到 9.52</w:t>
             </w:r>
           </w:p>
         </w:tc>
@@ -1578,32 +1553,8 @@
             </w:tcMar>
           </w:tcPr>
           <w:p>
-            <w:pPr>
-              <w:rPr>
-                <w:color w:val="212121"/>
-              </w:rPr>
-            </w:pPr>
-            <w:r>
-              <w:rPr>
-                <w:rFonts w:ascii="宋体" w:eastAsia="宋体" w:hAnsi="宋体" w:cs="宋体" w:hint="eastAsia"/>
-                <w:color w:val="212121"/>
-              </w:rPr>
-              <w:t xml:space="preserve">代码已提交在特性分支 </w:t>
-            </w:r>
-            <w:r>
-              <w:rPr>
-                <w:rFonts w:ascii="宋体" w:eastAsia="宋体" w:hAnsi="宋体" w:cs="宋体"/>
-                <w:b/>
-                <w:color w:val="C62828"/>
-              </w:rPr>
-              <w:t>feat/electricity-price-forecast</w:t>
-            </w:r>
-            <w:r>
-              <w:rPr>
-                <w:rFonts w:ascii="宋体" w:eastAsia="宋体" w:hAnsi="宋体" w:cs="宋体" w:hint="eastAsia"/>
-                <w:color w:val="212121"/>
-              </w:rPr>
-              <w:t>，未合并到主分支，等待评审。</w:t>
+            <w:r>
+              <w:t>PR #5 已合并；本段原待评审措辞作为历史交付流程留档，不代表当前主线状态。</w:t>
             </w:r>
           </w:p>
         </w:tc>
@@ -4134,19 +4085,7 @@
             </w:tcMar>
           </w:tcPr>
           <w:p>
-            <w:pPr>
-              <w:rPr>
-                <w:b/>
-                <w:bCs/>
-                <w:color w:val="212121"/>
-              </w:rPr>
-            </w:pPr>
-            <w:r>
-              <w:rPr>
-                <w:rFonts w:ascii="SimHei" w:eastAsia="SimHei" w:hAnsi="SimHei" w:cs="SimHei" w:hint="eastAsia"/>
-                <w:b/>
-                <w:color w:val="212121"/>
-              </w:rPr>
+            <w:r>
               <w:t>模型</w:t>
             </w:r>
           </w:p>
@@ -4169,19 +4108,7 @@
             </w:tcMar>
           </w:tcPr>
           <w:p>
-            <w:pPr>
-              <w:rPr>
-                <w:b/>
-                <w:bCs/>
-                <w:color w:val="212121"/>
-              </w:rPr>
-            </w:pPr>
-            <w:r>
-              <w:rPr>
-                <w:rFonts w:ascii="SimHei" w:eastAsia="SimHei" w:hAnsi="SimHei" w:cs="SimHei"/>
-                <w:b/>
-                <w:color w:val="212121"/>
-              </w:rPr>
+            <w:r>
               <w:t>MAE</w:t>
             </w:r>
           </w:p>
@@ -4204,19 +4131,7 @@
             </w:tcMar>
           </w:tcPr>
           <w:p>
-            <w:pPr>
-              <w:rPr>
-                <w:b/>
-                <w:bCs/>
-                <w:color w:val="212121"/>
-              </w:rPr>
-            </w:pPr>
-            <w:r>
-              <w:rPr>
-                <w:rFonts w:ascii="SimHei" w:eastAsia="SimHei" w:hAnsi="SimHei" w:cs="SimHei"/>
-                <w:b/>
-                <w:color w:val="212121"/>
-              </w:rPr>
+            <w:r>
               <w:t>Pinball</w:t>
             </w:r>
           </w:p>
@@ -4239,19 +4154,7 @@
             </w:tcMar>
           </w:tcPr>
           <w:p>
-            <w:pPr>
-              <w:rPr>
-                <w:b/>
-                <w:bCs/>
-                <w:color w:val="212121"/>
-              </w:rPr>
-            </w:pPr>
-            <w:r>
-              <w:rPr>
-                <w:rFonts w:ascii="SimHei" w:eastAsia="SimHei" w:hAnsi="SimHei" w:cs="SimHei"/>
-                <w:b/>
-                <w:color w:val="212121"/>
-              </w:rPr>
+            <w:r>
               <w:t>PICP80</w:t>
             </w:r>
           </w:p>
@@ -4274,19 +4177,7 @@
             </w:tcMar>
           </w:tcPr>
           <w:p>
-            <w:pPr>
-              <w:rPr>
-                <w:b/>
-                <w:bCs/>
-                <w:color w:val="212121"/>
-              </w:rPr>
-            </w:pPr>
-            <w:r>
-              <w:rPr>
-                <w:rFonts w:ascii="SimHei" w:eastAsia="SimHei" w:hAnsi="SimHei" w:cs="SimHei" w:hint="eastAsia"/>
-                <w:b/>
-                <w:color w:val="212121"/>
-              </w:rPr>
+            <w:r>
               <w:t>峰值命中</w:t>
             </w:r>
           </w:p>
@@ -4309,19 +4200,7 @@
             </w:tcMar>
           </w:tcPr>
           <w:p>
-            <w:pPr>
-              <w:rPr>
-                <w:b/>
-                <w:bCs/>
-                <w:color w:val="212121"/>
-              </w:rPr>
-            </w:pPr>
-            <w:r>
-              <w:rPr>
-                <w:rFonts w:ascii="SimHei" w:eastAsia="SimHei" w:hAnsi="SimHei" w:cs="SimHei" w:hint="eastAsia"/>
-                <w:b/>
-                <w:color w:val="212121"/>
-              </w:rPr>
+            <w:r>
               <w:t>相对昨日同时刻</w:t>
             </w:r>
           </w:p>
@@ -4345,17 +4224,8 @@
             </w:tcMar>
           </w:tcPr>
           <w:p>
-            <w:pPr>
-              <w:rPr>
-                <w:color w:val="212121"/>
-              </w:rPr>
-            </w:pPr>
-            <w:r>
-              <w:rPr>
-                <w:rFonts w:ascii="宋体" w:eastAsia="宋体" w:hAnsi="宋体" w:cs="宋体" w:hint="eastAsia"/>
-                <w:color w:val="212121"/>
-              </w:rPr>
-              <w:t>昨日同时刻（行业基准）</w:t>
+            <w:r>
+              <w:t>LightGBM 分位数（采用）</w:t>
             </w:r>
           </w:p>
         </w:tc>
@@ -4376,18 +4246,8 @@
             </w:tcMar>
           </w:tcPr>
           <w:p>
-            <w:pPr>
-              <w:jc w:val="center"/>
-              <w:rPr>
-                <w:color w:val="212121"/>
-              </w:rPr>
-            </w:pPr>
-            <w:r>
-              <w:rPr>
-                <w:rFonts w:ascii="宋体" w:eastAsia="宋体" w:hAnsi="宋体" w:cs="宋体"/>
-                <w:color w:val="212121"/>
-              </w:rPr>
-              <w:t>13.03</w:t>
+            <w:r>
+              <w:t>9.52</w:t>
             </w:r>
           </w:p>
         </w:tc>
@@ -4408,18 +4268,8 @@
             </w:tcMar>
           </w:tcPr>
           <w:p>
-            <w:pPr>
-              <w:jc w:val="center"/>
-              <w:rPr>
-                <w:color w:val="212121"/>
-              </w:rPr>
-            </w:pPr>
-            <w:r>
-              <w:rPr>
-                <w:rFonts w:ascii="宋体" w:eastAsia="宋体" w:hAnsi="宋体" w:cs="宋体"/>
-                <w:color w:val="212121"/>
-              </w:rPr>
-              <w:t>6.51</w:t>
+            <w:r>
+              <w:t>3.19</w:t>
             </w:r>
           </w:p>
         </w:tc>
@@ -4440,18 +4290,8 @@
             </w:tcMar>
           </w:tcPr>
           <w:p>
-            <w:pPr>
-              <w:jc w:val="center"/>
-              <w:rPr>
-                <w:color w:val="212121"/>
-              </w:rPr>
-            </w:pPr>
-            <w:r>
-              <w:rPr>
-                <w:rFonts w:ascii="宋体" w:eastAsia="宋体" w:hAnsi="宋体" w:cs="宋体"/>
-                <w:color w:val="212121"/>
-              </w:rPr>
-              <w:t>—</w:t>
+            <w:r>
+              <w:t>67.5%</w:t>
             </w:r>
           </w:p>
         </w:tc>
@@ -4472,18 +4312,8 @@
             </w:tcMar>
           </w:tcPr>
           <w:p>
-            <w:pPr>
-              <w:jc w:val="center"/>
-              <w:rPr>
-                <w:color w:val="212121"/>
-              </w:rPr>
-            </w:pPr>
-            <w:r>
-              <w:rPr>
-                <w:rFonts w:ascii="宋体" w:eastAsia="宋体" w:hAnsi="宋体" w:cs="宋体"/>
-                <w:color w:val="212121"/>
-              </w:rPr>
-              <w:t>0.50</w:t>
+            <w:r>
+              <w:t>0.75</w:t>
             </w:r>
           </w:p>
         </w:tc>
@@ -4504,18 +4334,8 @@
             </w:tcMar>
           </w:tcPr>
           <w:p>
-            <w:pPr>
-              <w:jc w:val="center"/>
-              <w:rPr>
-                <w:color w:val="212121"/>
-              </w:rPr>
-            </w:pPr>
-            <w:r>
-              <w:rPr>
-                <w:rFonts w:ascii="宋体" w:eastAsia="宋体" w:hAnsi="宋体" w:cs="宋体"/>
-                <w:color w:val="212121"/>
-              </w:rPr>
-              <w:t>0</w:t>
+            <w:r>
+              <w:t>+26.9%</w:t>
             </w:r>
           </w:p>
         </w:tc>
@@ -4538,17 +4358,8 @@
             </w:tcMar>
           </w:tcPr>
           <w:p>
-            <w:pPr>
-              <w:rPr>
-                <w:color w:val="212121"/>
-              </w:rPr>
-            </w:pPr>
-            <w:r>
-              <w:rPr>
-                <w:rFonts w:ascii="宋体" w:eastAsia="宋体" w:hAnsi="宋体" w:cs="宋体" w:hint="eastAsia"/>
-                <w:color w:val="212121"/>
-              </w:rPr>
-              <w:t>上周同时刻（等于官方基准）</w:t>
+            <w:r>
+              <w:t>LEAR</w:t>
             </w:r>
           </w:p>
         </w:tc>
@@ -4569,18 +4380,8 @@
             </w:tcMar>
           </w:tcPr>
           <w:p>
-            <w:pPr>
-              <w:jc w:val="center"/>
-              <w:rPr>
-                <w:color w:val="212121"/>
-              </w:rPr>
-            </w:pPr>
-            <w:r>
-              <w:rPr>
-                <w:rFonts w:ascii="宋体" w:eastAsia="宋体" w:hAnsi="宋体" w:cs="宋体"/>
-                <w:color w:val="212121"/>
-              </w:rPr>
-              <w:t>32.60</w:t>
+            <w:r>
+              <w:t>12.18</w:t>
             </w:r>
           </w:p>
         </w:tc>
@@ -4601,18 +4402,8 @@
             </w:tcMar>
           </w:tcPr>
           <w:p>
-            <w:pPr>
-              <w:jc w:val="center"/>
-              <w:rPr>
-                <w:color w:val="212121"/>
-              </w:rPr>
-            </w:pPr>
-            <w:r>
-              <w:rPr>
-                <w:rFonts w:ascii="宋体" w:eastAsia="宋体" w:hAnsi="宋体" w:cs="宋体"/>
-                <w:color w:val="212121"/>
-              </w:rPr>
-              <w:t>16.30</w:t>
+            <w:r>
+              <w:t>6.09</w:t>
             </w:r>
           </w:p>
         </w:tc>
@@ -4633,17 +4424,7 @@
             </w:tcMar>
           </w:tcPr>
           <w:p>
-            <w:pPr>
-              <w:jc w:val="center"/>
-              <w:rPr>
-                <w:color w:val="212121"/>
-              </w:rPr>
-            </w:pPr>
-            <w:r>
-              <w:rPr>
-                <w:rFonts w:ascii="宋体" w:eastAsia="宋体" w:hAnsi="宋体" w:cs="宋体"/>
-                <w:color w:val="212121"/>
-              </w:rPr>
+            <w:r>
               <w:t>—</w:t>
             </w:r>
           </w:p>
@@ -4665,18 +4446,8 @@
             </w:tcMar>
           </w:tcPr>
           <w:p>
-            <w:pPr>
-              <w:jc w:val="center"/>
-              <w:rPr>
-                <w:color w:val="212121"/>
-              </w:rPr>
-            </w:pPr>
-            <w:r>
-              <w:rPr>
-                <w:rFonts w:ascii="宋体" w:eastAsia="宋体" w:hAnsi="宋体" w:cs="宋体"/>
-                <w:color w:val="212121"/>
-              </w:rPr>
-              <w:t>0.00</w:t>
+            <w:r>
+              <w:t>0.50</w:t>
             </w:r>
           </w:p>
         </w:tc>
@@ -4697,18 +4468,8 @@
             </w:tcMar>
           </w:tcPr>
           <w:p>
-            <w:pPr>
-              <w:jc w:val="center"/>
-              <w:rPr>
-                <w:color w:val="212121"/>
-              </w:rPr>
-            </w:pPr>
-            <w:r>
-              <w:rPr>
-                <w:rFonts w:ascii="宋体" w:eastAsia="宋体" w:hAnsi="宋体" w:cs="宋体"/>
-                <w:color w:val="212121"/>
-              </w:rPr>
-              <w:t>−150.2%</w:t>
+            <w:r>
+              <w:t>+6.5%</w:t>
             </w:r>
           </w:p>
         </w:tc>
@@ -4731,17 +4492,8 @@
             </w:tcMar>
           </w:tcPr>
           <w:p>
-            <w:pPr>
-              <w:rPr>
-                <w:color w:val="212121"/>
-              </w:rPr>
-            </w:pPr>
-            <w:r>
-              <w:rPr>
-                <w:rFonts w:ascii="宋体" w:eastAsia="宋体" w:hAnsi="宋体" w:cs="宋体" w:hint="eastAsia"/>
-                <w:color w:val="212121"/>
-              </w:rPr>
-              <w:t>GEFCom 官方基准</w:t>
+            <w:r>
+              <w:t>昨日同时刻（基准）</w:t>
             </w:r>
           </w:p>
         </w:tc>
@@ -4762,18 +4514,8 @@
             </w:tcMar>
           </w:tcPr>
           <w:p>
-            <w:pPr>
-              <w:jc w:val="center"/>
-              <w:rPr>
-                <w:color w:val="212121"/>
-              </w:rPr>
-            </w:pPr>
-            <w:r>
-              <w:rPr>
-                <w:rFonts w:ascii="宋体" w:eastAsia="宋体" w:hAnsi="宋体" w:cs="宋体"/>
-                <w:color w:val="212121"/>
-              </w:rPr>
-              <w:t>32.74</w:t>
+            <w:r>
+              <w:t>13.03</w:t>
             </w:r>
           </w:p>
         </w:tc>
@@ -4794,18 +4536,8 @@
             </w:tcMar>
           </w:tcPr>
           <w:p>
-            <w:pPr>
-              <w:jc w:val="center"/>
-              <w:rPr>
-                <w:color w:val="212121"/>
-              </w:rPr>
-            </w:pPr>
-            <w:r>
-              <w:rPr>
-                <w:rFonts w:ascii="宋体" w:eastAsia="宋体" w:hAnsi="宋体" w:cs="宋体"/>
-                <w:color w:val="212121"/>
-              </w:rPr>
-              <w:t>16.37</w:t>
+            <w:r>
+              <w:t>6.51</w:t>
             </w:r>
           </w:p>
         </w:tc>
@@ -4826,17 +4558,7 @@
             </w:tcMar>
           </w:tcPr>
           <w:p>
-            <w:pPr>
-              <w:jc w:val="center"/>
-              <w:rPr>
-                <w:color w:val="212121"/>
-              </w:rPr>
-            </w:pPr>
-            <w:r>
-              <w:rPr>
-                <w:rFonts w:ascii="宋体" w:eastAsia="宋体" w:hAnsi="宋体" w:cs="宋体"/>
-                <w:color w:val="212121"/>
-              </w:rPr>
+            <w:r>
               <w:t>—</w:t>
             </w:r>
           </w:p>
@@ -4858,18 +4580,8 @@
             </w:tcMar>
           </w:tcPr>
           <w:p>
-            <w:pPr>
-              <w:jc w:val="center"/>
-              <w:rPr>
-                <w:color w:val="212121"/>
-              </w:rPr>
-            </w:pPr>
-            <w:r>
-              <w:rPr>
-                <w:rFonts w:ascii="宋体" w:eastAsia="宋体" w:hAnsi="宋体" w:cs="宋体"/>
-                <w:color w:val="212121"/>
-              </w:rPr>
-              <w:t>0.00</w:t>
+            <w:r>
+              <w:t>0.50</w:t>
             </w:r>
           </w:p>
         </w:tc>
@@ -4890,18 +4602,8 @@
             </w:tcMar>
           </w:tcPr>
           <w:p>
-            <w:pPr>
-              <w:jc w:val="center"/>
-              <w:rPr>
-                <w:color w:val="212121"/>
-              </w:rPr>
-            </w:pPr>
-            <w:r>
-              <w:rPr>
-                <w:rFonts w:ascii="宋体" w:eastAsia="宋体" w:hAnsi="宋体" w:cs="宋体"/>
-                <w:color w:val="212121"/>
-              </w:rPr>
-              <w:t>−151.3%</w:t>
+            <w:r>
+              <w:t>0</w:t>
             </w:r>
           </w:p>
         </w:tc>
@@ -4924,17 +4626,8 @@
             </w:tcMar>
           </w:tcPr>
           <w:p>
-            <w:pPr>
-              <w:rPr>
-                <w:color w:val="212121"/>
-              </w:rPr>
-            </w:pPr>
-            <w:r>
-              <w:rPr>
-                <w:rFonts w:ascii="宋体" w:eastAsia="宋体" w:hAnsi="宋体" w:cs="宋体" w:hint="eastAsia"/>
-                <w:color w:val="212121"/>
-              </w:rPr>
-              <w:t>LEAR（经典强基准）</w:t>
+            <w:r>
+              <w:t>MQ-RNN（calendar-only 移植）</w:t>
             </w:r>
           </w:p>
         </w:tc>
@@ -4955,18 +4648,8 @@
             </w:tcMar>
           </w:tcPr>
           <w:p>
-            <w:pPr>
-              <w:jc w:val="center"/>
-              <w:rPr>
-                <w:color w:val="212121"/>
-              </w:rPr>
-            </w:pPr>
-            <w:r>
-              <w:rPr>
-                <w:rFonts w:ascii="宋体" w:eastAsia="宋体" w:hAnsi="宋体" w:cs="宋体"/>
-                <w:color w:val="212121"/>
-              </w:rPr>
-              <w:t>12.17</w:t>
+            <w:r>
+              <w:t>14.22</w:t>
             </w:r>
           </w:p>
         </w:tc>
@@ -4987,18 +4670,8 @@
             </w:tcMar>
           </w:tcPr>
           <w:p>
-            <w:pPr>
-              <w:jc w:val="center"/>
-              <w:rPr>
-                <w:color w:val="212121"/>
-              </w:rPr>
-            </w:pPr>
-            <w:r>
-              <w:rPr>
-                <w:rFonts w:ascii="宋体" w:eastAsia="宋体" w:hAnsi="宋体" w:cs="宋体"/>
-                <w:color w:val="212121"/>
-              </w:rPr>
-              <w:t>6.09</w:t>
+            <w:r>
+              <w:t>4.64</w:t>
             </w:r>
           </w:p>
         </w:tc>
@@ -5019,18 +4692,8 @@
             </w:tcMar>
           </w:tcPr>
           <w:p>
-            <w:pPr>
-              <w:jc w:val="center"/>
-              <w:rPr>
-                <w:color w:val="212121"/>
-              </w:rPr>
-            </w:pPr>
-            <w:r>
-              <w:rPr>
-                <w:rFonts w:ascii="宋体" w:eastAsia="宋体" w:hAnsi="宋体" w:cs="宋体"/>
-                <w:color w:val="212121"/>
-              </w:rPr>
-              <w:t>—</w:t>
+            <w:r>
+              <w:t>68.9%</w:t>
             </w:r>
           </w:p>
         </w:tc>
@@ -5051,17 +4714,7 @@
             </w:tcMar>
           </w:tcPr>
           <w:p>
-            <w:pPr>
-              <w:jc w:val="center"/>
-              <w:rPr>
-                <w:color w:val="212121"/>
-              </w:rPr>
-            </w:pPr>
-            <w:r>
-              <w:rPr>
-                <w:rFonts w:ascii="宋体" w:eastAsia="宋体" w:hAnsi="宋体" w:cs="宋体"/>
-                <w:color w:val="212121"/>
-              </w:rPr>
+            <w:r>
               <w:t>0.50</w:t>
             </w:r>
           </w:p>
@@ -5083,18 +4736,8 @@
             </w:tcMar>
           </w:tcPr>
           <w:p>
-            <w:pPr>
-              <w:jc w:val="center"/>
-              <w:rPr>
-                <w:color w:val="212121"/>
-              </w:rPr>
-            </w:pPr>
-            <w:r>
-              <w:rPr>
-                <w:rFonts w:ascii="宋体" w:eastAsia="宋体" w:hAnsi="宋体" w:cs="宋体"/>
-                <w:color w:val="212121"/>
-              </w:rPr>
-              <w:t>+6.6%</w:t>
+            <w:r>
+              <w:t>−9.2%</w:t>
             </w:r>
           </w:p>
         </w:tc>
@@ -5117,17 +4760,8 @@
             </w:tcMar>
           </w:tcPr>
           <w:p>
-            <w:pPr>
-              <w:rPr>
-                <w:color w:val="212121"/>
-              </w:rPr>
-            </w:pPr>
-            <w:r>
-              <w:rPr>
-                <w:rFonts w:ascii="宋体" w:eastAsia="宋体" w:hAnsi="宋体" w:cs="宋体" w:hint="eastAsia"/>
-                <w:color w:val="212121"/>
-              </w:rPr>
-              <w:t>MQ-CNN（arXiv:1711.11053）</w:t>
+            <w:r>
+              <w:t>MQ-CNN（泄漏修正后）</w:t>
             </w:r>
           </w:p>
         </w:tc>
@@ -5148,18 +4782,8 @@
             </w:tcMar>
           </w:tcPr>
           <w:p>
-            <w:pPr>
-              <w:jc w:val="center"/>
-              <w:rPr>
-                <w:color w:val="212121"/>
-              </w:rPr>
-            </w:pPr>
-            <w:r>
-              <w:rPr>
-                <w:rFonts w:ascii="宋体" w:eastAsia="宋体" w:hAnsi="宋体" w:cs="宋体"/>
-                <w:color w:val="212121"/>
-              </w:rPr>
-              <w:t>10.77</w:t>
+            <w:r>
+              <w:t>29.37</w:t>
             </w:r>
           </w:p>
         </w:tc>
@@ -5180,18 +4804,8 @@
             </w:tcMar>
           </w:tcPr>
           <w:p>
-            <w:pPr>
-              <w:jc w:val="center"/>
-              <w:rPr>
-                <w:color w:val="212121"/>
-              </w:rPr>
-            </w:pPr>
-            <w:r>
-              <w:rPr>
-                <w:rFonts w:ascii="宋体" w:eastAsia="宋体" w:hAnsi="宋体" w:cs="宋体"/>
-                <w:color w:val="212121"/>
-              </w:rPr>
-              <w:t>3.54</w:t>
+            <w:r>
+              <w:t>13.19</w:t>
             </w:r>
           </w:p>
         </w:tc>
@@ -5212,18 +4826,8 @@
             </w:tcMar>
           </w:tcPr>
           <w:p>
-            <w:pPr>
-              <w:jc w:val="center"/>
-              <w:rPr>
-                <w:color w:val="212121"/>
-              </w:rPr>
-            </w:pPr>
-            <w:r>
-              <w:rPr>
-                <w:rFonts w:ascii="宋体" w:eastAsia="宋体" w:hAnsi="宋体" w:cs="宋体"/>
-                <w:color w:val="212121"/>
-              </w:rPr>
-              <w:t>68.1%</w:t>
+            <w:r>
+              <w:t>22.5%</w:t>
             </w:r>
           </w:p>
         </w:tc>
@@ -5244,18 +4848,8 @@
             </w:tcMar>
           </w:tcPr>
           <w:p>
-            <w:pPr>
-              <w:jc w:val="center"/>
-              <w:rPr>
-                <w:color w:val="212121"/>
-              </w:rPr>
-            </w:pPr>
-            <w:r>
-              <w:rPr>
-                <w:rFonts w:ascii="宋体" w:eastAsia="宋体" w:hAnsi="宋体" w:cs="宋体"/>
-                <w:color w:val="212121"/>
-              </w:rPr>
-              <w:t>0.50</w:t>
+            <w:r>
+              <w:t>0.00</w:t>
             </w:r>
           </w:p>
         </w:tc>
@@ -5276,18 +4870,8 @@
             </w:tcMar>
           </w:tcPr>
           <w:p>
-            <w:pPr>
-              <w:jc w:val="center"/>
-              <w:rPr>
-                <w:color w:val="212121"/>
-              </w:rPr>
-            </w:pPr>
-            <w:r>
-              <w:rPr>
-                <w:rFonts w:ascii="宋体" w:eastAsia="宋体" w:hAnsi="宋体" w:cs="宋体"/>
-                <w:color w:val="212121"/>
-              </w:rPr>
-              <w:t>+17.3%</w:t>
+            <w:r>
+              <w:t>−125.5%</w:t>
             </w:r>
           </w:p>
         </w:tc>
@@ -5310,18 +4894,8 @@
             </w:tcMar>
           </w:tcPr>
           <w:p>
-            <w:pPr>
-              <w:rPr>
-                <w:color w:val="212121"/>
-              </w:rPr>
-            </w:pPr>
-            <w:r>
-              <w:rPr>
-                <w:rFonts w:ascii="宋体" w:eastAsia="宋体" w:hAnsi="宋体" w:cs="宋体" w:hint="eastAsia"/>
-                <w:b/>
-                <w:color w:val="212121"/>
-              </w:rPr>
-              <w:t>LightGBM 分位数（采用）</w:t>
+            <w:r>
+              <w:t>上周同时刻</w:t>
             </w:r>
           </w:p>
         </w:tc>
@@ -5342,19 +4916,8 @@
             </w:tcMar>
           </w:tcPr>
           <w:p>
-            <w:pPr>
-              <w:jc w:val="center"/>
-              <w:rPr>
-                <w:color w:val="212121"/>
-              </w:rPr>
-            </w:pPr>
-            <w:r>
-              <w:rPr>
-                <w:rFonts w:ascii="宋体" w:eastAsia="宋体" w:hAnsi="宋体" w:cs="宋体"/>
-                <w:b/>
-                <w:color w:val="212121"/>
-              </w:rPr>
-              <w:t>9.24</w:t>
+            <w:r>
+              <w:t>32.60</w:t>
             </w:r>
           </w:p>
         </w:tc>
@@ -5375,19 +4938,8 @@
             </w:tcMar>
           </w:tcPr>
           <w:p>
-            <w:pPr>
-              <w:jc w:val="center"/>
-              <w:rPr>
-                <w:color w:val="212121"/>
-              </w:rPr>
-            </w:pPr>
-            <w:r>
-              <w:rPr>
-                <w:rFonts w:ascii="宋体" w:eastAsia="宋体" w:hAnsi="宋体" w:cs="宋体"/>
-                <w:b/>
-                <w:color w:val="212121"/>
-              </w:rPr>
-              <w:t>3.02</w:t>
+            <w:r>
+              <w:t>16.30</w:t>
             </w:r>
           </w:p>
         </w:tc>
@@ -5408,19 +4960,8 @@
             </w:tcMar>
           </w:tcPr>
           <w:p>
-            <w:pPr>
-              <w:jc w:val="center"/>
-              <w:rPr>
-                <w:color w:val="212121"/>
-              </w:rPr>
-            </w:pPr>
-            <w:r>
-              <w:rPr>
-                <w:rFonts w:ascii="宋体" w:eastAsia="宋体" w:hAnsi="宋体" w:cs="宋体"/>
-                <w:b/>
-                <w:color w:val="212121"/>
-              </w:rPr>
-              <w:t>68.6%</w:t>
+            <w:r>
+              <w:t>—</w:t>
             </w:r>
           </w:p>
         </w:tc>
@@ -5441,19 +4982,8 @@
             </w:tcMar>
           </w:tcPr>
           <w:p>
-            <w:pPr>
-              <w:jc w:val="center"/>
-              <w:rPr>
-                <w:color w:val="212121"/>
-              </w:rPr>
-            </w:pPr>
-            <w:r>
-              <w:rPr>
-                <w:rFonts w:ascii="宋体" w:eastAsia="宋体" w:hAnsi="宋体" w:cs="宋体"/>
-                <w:b/>
-                <w:color w:val="212121"/>
-              </w:rPr>
-              <w:t>0.75</w:t>
+            <w:r>
+              <w:t>0.00</w:t>
             </w:r>
           </w:p>
         </w:tc>
@@ -5474,19 +5004,8 @@
             </w:tcMar>
           </w:tcPr>
           <w:p>
-            <w:pPr>
-              <w:jc w:val="center"/>
-              <w:rPr>
-                <w:color w:val="212121"/>
-              </w:rPr>
-            </w:pPr>
-            <w:r>
-              <w:rPr>
-                <w:rFonts w:ascii="宋体" w:eastAsia="宋体" w:hAnsi="宋体" w:cs="宋体"/>
-                <w:b/>
-                <w:color w:val="212121"/>
-              </w:rPr>
-              <w:t>+29.1%</w:t>
+            <w:r>
+              <w:t>−150.2%</w:t>
             </w:r>
           </w:p>
         </w:tc>
@@ -5519,45 +5038,7 @@
         </w:rPr>
       </w:pPr>
       <w:r>
-        <w:rPr>
-          <w:noProof/>
-        </w:rPr>
-        <w:lastRenderedPageBreak/>
-        <w:drawing>
-          <wp:inline distT="0" distB="0" distL="0" distR="0">
-            <wp:extent cx="5274310" cy="1476806"/>
-            <wp:effectExtent l="0" t="0" r="0" b="0"/>
-            <wp:docPr id="5" name="图片 5"/>
-            <wp:cNvGraphicFramePr>
-              <a:graphicFrameLocks xmlns:a="http://schemas.openxmlformats.org/drawingml/2006/main" noChangeAspect="1"/>
-            </wp:cNvGraphicFramePr>
-            <a:graphic xmlns:a="http://schemas.openxmlformats.org/drawingml/2006/main">
-              <a:graphicData uri="http://schemas.openxmlformats.org/drawingml/2006/picture">
-                <pic:pic xmlns:pic="http://schemas.openxmlformats.org/drawingml/2006/picture">
-                  <pic:nvPicPr>
-                    <pic:cNvPr id="6" name=""/>
-                    <pic:cNvPicPr/>
-                  </pic:nvPicPr>
-                  <pic:blipFill>
-                    <a:blip r:embed="rId7"/>
-                    <a:stretch>
-                      <a:fillRect/>
-                    </a:stretch>
-                  </pic:blipFill>
-                  <pic:spPr>
-                    <a:xfrm>
-                      <a:off x="0" y="0"/>
-                      <a:ext cx="5274310" cy="1476806"/>
-                    </a:xfrm>
-                    <a:prstGeom prst="rect">
-                      <a:avLst/>
-                    </a:prstGeom>
-                  </pic:spPr>
-                </pic:pic>
-              </a:graphicData>
-            </a:graphic>
-          </wp:inline>
-        </w:drawing>
+        <w:t>历史图已作废；当前结果见表 5 与 docs/18 §5。</w:t>
       </w:r>
     </w:p>
     <w:p>
@@ -5588,12 +5069,7 @@
         </w:rPr>
       </w:pPr>
       <w:r>
-        <w:rPr>
-          <w:rFonts w:ascii="宋体" w:eastAsia="宋体" w:hAnsi="宋体" w:cs="宋体" w:hint="eastAsia"/>
-          <w:color w:val="212121"/>
-          <w:sz w:val="24"/>
-        </w:rPr>
-        <w:t>图 2 把三个指标放在一起看。红线标注的 LightGBM 在三个指标上都最优；最下面两条（上周同时刻、官方基准）在峰值命中上是 0，因为它们根本没有识别出高价时段。</w:t>
+        <w:t>图 2 的旧图已撤下：其 MQ-CNN 数字含训练泄漏。以表 5 的 2026-10-22 同协议重跑结果为准，禁止引用历史截图作当前证据。</w:t>
       </w:r>
     </w:p>
     <w:p>
@@ -5606,44 +5082,7 @@
         </w:rPr>
       </w:pPr>
       <w:r>
-        <w:rPr>
-          <w:noProof/>
-        </w:rPr>
-        <w:drawing>
-          <wp:inline distT="0" distB="0" distL="0" distR="0">
-            <wp:extent cx="5274310" cy="2320696"/>
-            <wp:effectExtent l="0" t="0" r="0" b="0"/>
-            <wp:docPr id="8" name="图片 8"/>
-            <wp:cNvGraphicFramePr>
-              <a:graphicFrameLocks xmlns:a="http://schemas.openxmlformats.org/drawingml/2006/main" noChangeAspect="1"/>
-            </wp:cNvGraphicFramePr>
-            <a:graphic xmlns:a="http://schemas.openxmlformats.org/drawingml/2006/main">
-              <a:graphicData uri="http://schemas.openxmlformats.org/drawingml/2006/picture">
-                <pic:pic xmlns:pic="http://schemas.openxmlformats.org/drawingml/2006/picture">
-                  <pic:nvPicPr>
-                    <pic:cNvPr id="9" name=""/>
-                    <pic:cNvPicPr/>
-                  </pic:nvPicPr>
-                  <pic:blipFill>
-                    <a:blip r:embed="rId8"/>
-                    <a:stretch>
-                      <a:fillRect/>
-                    </a:stretch>
-                  </pic:blipFill>
-                  <pic:spPr>
-                    <a:xfrm>
-                      <a:off x="0" y="0"/>
-                      <a:ext cx="5274310" cy="2320696"/>
-                    </a:xfrm>
-                    <a:prstGeom prst="rect">
-                      <a:avLst/>
-                    </a:prstGeom>
-                  </pic:spPr>
-                </pic:pic>
-              </a:graphicData>
-            </a:graphic>
-          </wp:inline>
-        </w:drawing>
+        <w:t>历史图已作废；当前结果见表 5 与 docs/18 §5。</w:t>
       </w:r>
     </w:p>
     <w:p>
@@ -5674,21 +5113,7 @@
         </w:rPr>
       </w:pPr>
       <w:r>
-        <w:rPr>
-          <w:rFonts w:ascii="宋体" w:eastAsia="宋体" w:hAnsi="宋体" w:cs="宋体" w:hint="eastAsia"/>
-          <w:color w:val="212121"/>
-          <w:sz w:val="24"/>
-        </w:rPr>
-        <w:t>图 3 是最能说明问题的一天：2013 年 12 月 17 日，一个寒潮导致的尖峰日。黑线是实际价格，最高冲到 229。灰色虚线是「昨日延续」的预测，它把前一天的高价直接照搬过来，最高也预测到 229 但形态完全错位；红线是我们的预测，贴着实际走势走，橙色带是 P10–P90 区间。</w:t>
-      </w:r>
-      <w:r>
-        <w:rPr>
-          <w:rFonts w:ascii="宋体" w:eastAsia="宋体" w:hAnsi="宋体" w:cs="宋体" w:hint="eastAsia"/>
-          <w:b/>
-          <w:color w:val="C62828"/>
-          <w:sz w:val="24"/>
-        </w:rPr>
-        <w:t>这一天的差距，就是「均价基准」和「能识别峰谷的模型」的差距。</w:t>
+        <w:t>图 3 的历史曲线已撤下，避免混用旧基准环境与同协议重跑。逐点数据和复现目录见 docs/18 §5.1；单日示例不用于推断整体效果。</w:t>
       </w:r>
     </w:p>
     <w:p>
@@ -5701,45 +5126,7 @@
         </w:rPr>
       </w:pPr>
       <w:r>
-        <w:rPr>
-          <w:noProof/>
-        </w:rPr>
-        <w:lastRenderedPageBreak/>
-        <w:drawing>
-          <wp:inline distT="0" distB="0" distL="0" distR="0">
-            <wp:extent cx="5274310" cy="2013827"/>
-            <wp:effectExtent l="0" t="0" r="0" b="0"/>
-            <wp:docPr id="11" name="图片 11"/>
-            <wp:cNvGraphicFramePr>
-              <a:graphicFrameLocks xmlns:a="http://schemas.openxmlformats.org/drawingml/2006/main" noChangeAspect="1"/>
-            </wp:cNvGraphicFramePr>
-            <a:graphic xmlns:a="http://schemas.openxmlformats.org/drawingml/2006/main">
-              <a:graphicData uri="http://schemas.openxmlformats.org/drawingml/2006/picture">
-                <pic:pic xmlns:pic="http://schemas.openxmlformats.org/drawingml/2006/picture">
-                  <pic:nvPicPr>
-                    <pic:cNvPr id="12" name=""/>
-                    <pic:cNvPicPr/>
-                  </pic:nvPicPr>
-                  <pic:blipFill>
-                    <a:blip r:embed="rId9"/>
-                    <a:stretch>
-                      <a:fillRect/>
-                    </a:stretch>
-                  </pic:blipFill>
-                  <pic:spPr>
-                    <a:xfrm>
-                      <a:off x="0" y="0"/>
-                      <a:ext cx="5274310" cy="2013827"/>
-                    </a:xfrm>
-                    <a:prstGeom prst="rect">
-                      <a:avLst/>
-                    </a:prstGeom>
-                  </pic:spPr>
-                </pic:pic>
-              </a:graphicData>
-            </a:graphic>
-          </wp:inline>
-        </w:drawing>
+        <w:t>历史图已作废；当前结果见表 5 与 docs/18 §5。</w:t>
       </w:r>
     </w:p>
     <w:p>
@@ -5770,12 +5157,7 @@
         </w:rPr>
       </w:pPr>
       <w:r>
-        <w:rPr>
-          <w:rFonts w:ascii="宋体" w:eastAsia="宋体" w:hAnsi="宋体" w:cs="宋体" w:hint="eastAsia"/>
-          <w:color w:val="212121"/>
-          <w:sz w:val="24"/>
-        </w:rPr>
-        <w:t>图 4 是 15 个任务日逐日的 MAE。可以看到波动很大——12 月那几天所有模型误差都抬升，这是价格本身进入了高波动区间。这张图的价值是定位失效日：如果某天只有我们的模型误差飙升而基准不动，说明模型有问题；如果所有模型一起抬升，说明是市场本身异常。</w:t>
+        <w:t>图 4 的历史逐日图已撤下，需使用同协议重跑的 metrics_by_task.csv 重绘后才能作为当前材料。</w:t>
       </w:r>
     </w:p>
     <w:p>
@@ -5806,21 +5188,7 @@
         </w:rPr>
       </w:pPr>
       <w:r>
-        <w:rPr>
-          <w:rFonts w:ascii="宋体" w:eastAsia="宋体" w:hAnsi="宋体" w:cs="宋体" w:hint="eastAsia"/>
-          <w:b/>
-          <w:color w:val="212121"/>
-          <w:sz w:val="24"/>
-        </w:rPr>
-        <w:t>第一，MQ-CNN 没有赢。</w:t>
-      </w:r>
-      <w:r>
-        <w:rPr>
-          <w:rFonts w:ascii="宋体" w:eastAsia="宋体" w:hAnsi="宋体" w:cs="宋体" w:hint="eastAsia"/>
-          <w:color w:val="212121"/>
-          <w:sz w:val="24"/>
-        </w:rPr>
-        <w:t>它是 10.77，比经典 LEAR 好，但比 LightGBM 差 16%。原因是单序列、样本只有约 2.5 年，深度模型在这个规模上没有优势；论文里那套为电商多序列设计的技巧也没有实现。工程结论是生产用 LightGBM，MQ-CNN 保留作为对照和多站点扩展的骨架。这一点写进了文档，不做修饰。</w:t>
+        <w:t>第一，MQ-CNN 旧结果因训练泄漏作废。原 MAE 10.77 / skill +17.3% 来自全序列训练，包含任务日之后的数据；按 origin 截断重跑后，MAE 29.37、skill −125.5%，不支持生产使用。总结统一引用 docs/18 §5 的同协议表。</w:t>
       </w:r>
     </w:p>
     <w:p>
@@ -5833,21 +5201,7 @@
         </w:rPr>
       </w:pPr>
       <w:r>
-        <w:rPr>
-          <w:rFonts w:ascii="宋体" w:eastAsia="宋体" w:hAnsi="宋体" w:cs="宋体" w:hint="eastAsia"/>
-          <w:b/>
-          <w:color w:val="212121"/>
-          <w:sz w:val="24"/>
-        </w:rPr>
-        <w:t>第二，区间偏窄。</w:t>
-      </w:r>
-      <w:r>
-        <w:rPr>
-          <w:rFonts w:ascii="宋体" w:eastAsia="宋体" w:hAnsi="宋体" w:cs="宋体" w:hint="eastAsia"/>
-          <w:color w:val="212121"/>
-          <w:sz w:val="24"/>
-        </w:rPr>
-        <w:t>PICP80 实测 0.686，名义应该 0.80，说明 P10–P90 区间给窄了。原因是三个分位数独立训练会低估尾部离散度。补救方案（保形校准或改用 P05/P95）写在文档里但没有实施——因为不做校准却谎称 0.80 更糟。</w:t>
+        <w:t>第二，区间仍需按实测覆盖率解释。docs/18 §5 未校准对决的 LightGBM PICP80 为 67.5%；独立保形校准实验（PR #8）严格滚动 PICP80 从 0.642 提升到 0.756，仍低于名义 0.80。站点训练和在线推理已接通，旧工件需重训。不能将不同协议的覆盖率混填到同一表。</w:t>
       </w:r>
     </w:p>
     <w:p>
@@ -5860,37 +5214,7 @@
         </w:rPr>
       </w:pPr>
       <w:r>
-        <w:rPr>
-          <w:rFonts w:ascii="宋体" w:eastAsia="宋体" w:hAnsi="宋体" w:cs="宋体" w:hint="eastAsia"/>
-          <w:b/>
-          <w:color w:val="212121"/>
-          <w:sz w:val="24"/>
-        </w:rPr>
-        <w:t>第三，官方基准很弱。</w:t>
-      </w:r>
-      <w:r>
-        <w:rPr>
-          <w:rFonts w:ascii="宋体" w:eastAsia="宋体" w:hAnsi="宋体" w:cs="宋体" w:hint="eastAsia"/>
-          <w:color w:val="212121"/>
-          <w:sz w:val="24"/>
-        </w:rPr>
-        <w:t xml:space="preserve">那个 </w:t>
-      </w:r>
-      <w:r>
-        <w:rPr>
-          <w:rFonts w:ascii="Consolas" w:eastAsia="Consolas" w:hAnsi="Consolas" w:cs="Consolas"/>
-          <w:color w:val="212121"/>
-          <w:sz w:val="19"/>
-        </w:rPr>
-        <w:t>Benchmark</w:t>
-      </w:r>
-      <w:r>
-        <w:rPr>
-          <w:rFonts w:ascii="宋体" w:eastAsia="宋体" w:hAnsi="宋体" w:cs="宋体" w:hint="eastAsia"/>
-          <w:color w:val="212121"/>
-          <w:sz w:val="24"/>
-        </w:rPr>
-        <w:t xml:space="preserve"> 文件的 99 个分位数列数值完全相同，本质是确定性季节持续法，不能当作概率预测对手。所以真正的对手是 LEAR，我们对 LEAR 的优势是 24%。</w:t>
+        <w:t>第三，历史官方 Benchmark 文件不能代表强概率模型；本轮镜像缺该文件，统一表以昨日延续为主基准。LightGBM MAE 9.52 相对 LEAR 12.18 下降约 21.8%，相对昨日延续 13.03 下降 26.9%。</w:t>
       </w:r>
     </w:p>
     <w:p>
@@ -7751,11 +7075,7 @@
         </w:rPr>
       </w:pPr>
       <w:r>
-        <w:rPr>
-          <w:rFonts w:ascii="SimHei" w:eastAsia="SimHei" w:hAnsi="SimHei" w:cs="SimHei" w:hint="eastAsia"/>
-          <w:color w:val="1565C0"/>
-        </w:rPr>
-        <w:t>7.1 当前状态：已推送，PR 待评审</w:t>
+        <w:t>7.1 当前状态：PR #5 已合并，以下交付记录为历史流程</w:t>
       </w:r>
     </w:p>
     <w:p>
@@ -9029,17 +8349,8 @@
             </w:tcMar>
           </w:tcPr>
           <w:p>
-            <w:pPr>
-              <w:rPr>
-                <w:color w:val="212121"/>
-              </w:rPr>
-            </w:pPr>
-            <w:r>
-              <w:rPr>
-                <w:rFonts w:ascii="宋体" w:eastAsia="宋体" w:hAnsi="宋体" w:cs="宋体" w:hint="eastAsia"/>
-                <w:color w:val="212121"/>
-              </w:rPr>
-              <w:t>PICP80 实测 0.686，名义 0.80</w:t>
+            <w:r>
+              <w:t>未校准同协议 PICP80 67.5%；独立严格滚动校准 0.642 → 0.756</w:t>
             </w:r>
           </w:p>
         </w:tc>
@@ -9060,17 +8371,8 @@
             </w:tcMar>
           </w:tcPr>
           <w:p>
-            <w:pPr>
-              <w:rPr>
-                <w:color w:val="212121"/>
-              </w:rPr>
-            </w:pPr>
-            <w:r>
-              <w:rPr>
-                <w:rFonts w:ascii="宋体" w:eastAsia="宋体" w:hAnsi="宋体" w:cs="宋体" w:hint="eastAsia"/>
-                <w:color w:val="212121"/>
-              </w:rPr>
-              <w:t>文档已给出保形校准方案；当前不实施是为了避免虚假达标</w:t>
+            <w:r>
+              <w:t>PR #8 已完成保形校准，站点训练已接通；旧工件需重训，覆盖率仍须监控。</w:t>
             </w:r>
           </w:p>
         </w:tc>
